--- a/Chapter - Roof.docx
+++ b/Chapter - Roof.docx
@@ -1,6 +1,6 @@
 
 <file path=word/document.xml><?xml version="1.0" encoding="utf-8"?>
-<w:document xmlns:wpc="http://schemas.microsoft.com/office/word/2010/wordprocessingCanvas" xmlns:cx="http://schemas.microsoft.com/office/drawing/2014/chartex" xmlns:cx1="http://schemas.microsoft.com/office/drawing/2015/9/8/chartex" xmlns:cx2="http://schemas.microsoft.com/office/drawing/2015/10/21/chartex" xmlns:cx3="http://schemas.microsoft.com/office/drawing/2016/5/9/chartex" xmlns:cx4="http://schemas.microsoft.com/office/drawing/2016/5/10/chartex" xmlns:cx5="http://schemas.microsoft.com/office/drawing/2016/5/11/chartex" xmlns:cx6="http://schemas.microsoft.com/office/drawing/2016/5/12/chartex" xmlns:cx7="http://schemas.microsoft.com/office/drawing/2016/5/13/chartex" xmlns:cx8="http://schemas.microsoft.com/office/drawing/2016/5/14/chartex" xmlns:mc="http://schemas.openxmlformats.org/markup-compatibility/2006" xmlns:aink="http://schemas.microsoft.com/office/drawing/2016/ink" xmlns:am3d="http://schemas.microsoft.com/office/drawing/2017/model3d" xmlns:o="urn:schemas-microsoft-com:office:office" xmlns:oel="http://schemas.microsoft.com/office/2019/extlst" xmlns:r="http://schemas.openxmlformats.org/officeDocument/2006/relationships" xmlns:m="http://schemas.openxmlformats.org/officeDocument/2006/math" xmlns:v="urn:schemas-microsoft-com:vml" xmlns:wp14="http://schemas.microsoft.com/office/word/2010/wordprocessingDrawing" xmlns:wp="http://schemas.openxmlformats.org/drawingml/2006/wordprocessingDrawing" xmlns:w10="urn:schemas-microsoft-com:office:word" xmlns:w="http://schemas.openxmlformats.org/wordprocessingml/2006/main" xmlns:w14="http://schemas.microsoft.com/office/word/2010/wordml" xmlns:w15="http://schemas.microsoft.com/office/word/2012/wordml" xmlns:w16cex="http://schemas.microsoft.com/office/word/2018/wordml/cex" xmlns:w16cid="http://schemas.microsoft.com/office/word/2016/wordml/cid" xmlns:w16="http://schemas.microsoft.com/office/word/2018/wordml" xmlns:w16du="http://schemas.microsoft.com/office/word/2023/wordml/word16du" xmlns:w16sdtdh="http://schemas.microsoft.com/office/word/2020/wordml/sdtdatahash" xmlns:w16sdtfl="http://schemas.microsoft.com/office/word/2024/wordml/sdtformatlock" xmlns:w16se="http://schemas.microsoft.com/office/word/2015/wordml/symex" xmlns:wpg="http://schemas.microsoft.com/office/word/2010/wordprocessingGroup" xmlns:wpi="http://schemas.microsoft.com/office/word/2010/wordprocessingInk" xmlns:wne="http://schemas.microsoft.com/office/word/2006/wordml" xmlns:wps="http://schemas.microsoft.com/office/word/2010/wordprocessingShape" mc:Ignorable="w14 w15 w16se w16cid w16 w16cex w16sdtdh w16sdtfl w16du wp14">
+<w:document xmlns:wpc="http://schemas.microsoft.com/office/word/2010/wordprocessingCanvas" xmlns:cx="http://schemas.microsoft.com/office/drawing/2014/chartex" xmlns:cx1="http://schemas.microsoft.com/office/drawing/2015/9/8/chartex" xmlns:cx2="http://schemas.microsoft.com/office/drawing/2015/10/21/chartex" xmlns:cx3="http://schemas.microsoft.com/office/drawing/2016/5/9/chartex" xmlns:cx4="http://schemas.microsoft.com/office/drawing/2016/5/10/chartex" xmlns:cx5="http://schemas.microsoft.com/office/drawing/2016/5/11/chartex" xmlns:cx6="http://schemas.microsoft.com/office/drawing/2016/5/12/chartex" xmlns:cx7="http://schemas.microsoft.com/office/drawing/2016/5/13/chartex" xmlns:cx8="http://schemas.microsoft.com/office/drawing/2016/5/14/chartex" xmlns:mc="http://schemas.openxmlformats.org/markup-compatibility/2006" xmlns:aink="http://schemas.microsoft.com/office/drawing/2016/ink" xmlns:am3d="http://schemas.microsoft.com/office/drawing/2017/model3d" xmlns:o="urn:schemas-microsoft-com:office:office" xmlns:oel="http://schemas.microsoft.com/office/2019/extlst" xmlns:r="http://schemas.openxmlformats.org/officeDocument/2006/relationships" xmlns:m="http://schemas.openxmlformats.org/officeDocument/2006/math" xmlns:v="urn:schemas-microsoft-com:vml" xmlns:wp14="http://schemas.microsoft.com/office/word/2010/wordprocessingDrawing" xmlns:wp="http://schemas.openxmlformats.org/drawingml/2006/wordprocessingDrawing" xmlns:w10="urn:schemas-microsoft-com:office:word" xmlns:w="http://schemas.openxmlformats.org/wordprocessingml/2006/main" xmlns:w14="http://schemas.microsoft.com/office/word/2010/wordml" xmlns:w15="http://schemas.microsoft.com/office/word/2012/wordml" xmlns:w16cei="http://schemas.microsoft.com/office/word/2026/wordml/cei" xmlns:w16cex="http://schemas.microsoft.com/office/word/2018/wordml/cex" xmlns:w16cid="http://schemas.microsoft.com/office/word/2016/wordml/cid" xmlns:w16="http://schemas.microsoft.com/office/word/2018/wordml" xmlns:w16du="http://schemas.microsoft.com/office/word/2023/wordml/word16du" xmlns:w16sdtdh="http://schemas.microsoft.com/office/word/2020/wordml/sdtdatahash" xmlns:w16sdtfl="http://schemas.microsoft.com/office/word/2024/wordml/sdtformatlock" xmlns:w16se="http://schemas.microsoft.com/office/word/2015/wordml/symex" xmlns:wpg="http://schemas.microsoft.com/office/word/2010/wordprocessingGroup" xmlns:wpi="http://schemas.microsoft.com/office/word/2010/wordprocessingInk" xmlns:wne="http://schemas.microsoft.com/office/word/2006/wordml" xmlns:wps="http://schemas.microsoft.com/office/word/2010/wordprocessingShape" mc:Ignorable="w14 w15 w16se w16cid w16 w16cex w16sdtdh w16sdtfl w16du wp14">
   <w:body>
     <w:p>
       <w:r>
@@ -43,7 +43,15 @@
     </w:p>
     <w:p>
       <w:r>
-        <w:t>“It’s an important role. Keeping Andrew safe. I mean someone has to do it</w:t>
+        <w:t xml:space="preserve">“It’s an important role. Keeping Andrew safe. I mean someone </w:t>
+      </w:r>
+      <w:proofErr w:type="gramStart"/>
+      <w:r>
+        <w:t>has to</w:t>
+      </w:r>
+      <w:proofErr w:type="gramEnd"/>
+      <w:r>
+        <w:t xml:space="preserve"> do it</w:t>
       </w:r>
       <w:r>
         <w:t>, but not a lot of detection involved</w:t>
@@ -67,13 +75,29 @@
       </w:r>
       <w:r>
         <w:br/>
-        <w:t>“Exactly. We don’t want to do that. We’re too busy with our other – endeavours.  But we need some people around who do</w:t>
+        <w:t xml:space="preserve">“Exactly. We don’t want to do that. We’re too busy with our other – </w:t>
+      </w:r>
+      <w:proofErr w:type="spellStart"/>
+      <w:r>
+        <w:t>endeavours</w:t>
+      </w:r>
+      <w:proofErr w:type="spellEnd"/>
+      <w:r>
+        <w:t>.  But we need some people around who do</w:t>
       </w:r>
       <w:r>
         <w:t>es</w:t>
       </w:r>
       <w:r>
-        <w:t xml:space="preserve"> want do that. And people ask </w:t>
+        <w:t xml:space="preserve"> want </w:t>
+      </w:r>
+      <w:proofErr w:type="gramStart"/>
+      <w:r>
+        <w:t>do</w:t>
+      </w:r>
+      <w:proofErr w:type="gramEnd"/>
+      <w:r>
+        <w:t xml:space="preserve"> that. And people ask </w:t>
       </w:r>
       <w:r>
         <w:t>less</w:t>
@@ -104,7 +128,15 @@
     </w:p>
     <w:p>
       <w:r>
-        <w:t>“But like I said, he doesn’t do anything. Last time I was in that office and I wanted to see him they said he’d gone for a walk. A fucking walk!”</w:t>
+        <w:t xml:space="preserve">“But like I said, he doesn’t do anything. Last time I was in that </w:t>
+      </w:r>
+      <w:proofErr w:type="gramStart"/>
+      <w:r>
+        <w:t>office</w:t>
+      </w:r>
+      <w:proofErr w:type="gramEnd"/>
+      <w:r>
+        <w:t xml:space="preserve"> and I wanted to see him they said he’d gone for a walk. A fucking walk!”</w:t>
       </w:r>
     </w:p>
     <w:p>
@@ -187,10 +219,24 @@
         </w:pBdr>
       </w:pPr>
       <w:r>
-        <w:t>So that morning Klee did what he’d been wanting to do for several days. He woke up, washed his face and walked straight out the door. Eventually, he was going to sit and drink a coffee, but before he got there he wanted to wonder around. He’d vaguely realized now he could walk to the café – the café, the one he’d found on the first day via the suburban streets and then along the high street that had a row of shops. Or he could walk a</w:t>
-      </w:r>
-      <w:r>
-        <w:t xml:space="preserve">n another </w:t>
+        <w:t xml:space="preserve">So that morning Klee did what he’d been wanting to do for several days. He woke up, washed his face and walked straight out the door. Eventually, he was going to sit and drink a coffee, but before he got </w:t>
+      </w:r>
+      <w:proofErr w:type="gramStart"/>
+      <w:r>
+        <w:t>there</w:t>
+      </w:r>
+      <w:proofErr w:type="gramEnd"/>
+      <w:r>
+        <w:t xml:space="preserve"> he wanted to w</w:t>
+      </w:r>
+      <w:r>
+        <w:t>a</w:t>
+      </w:r>
+      <w:r>
+        <w:t>nder around. He’d vaguely realized now he could walk to the café – the café, the one he’d found on the first day via the suburban streets and then along the high street that had a row of shops. Or he could walk</w:t>
+      </w:r>
+      <w:r>
+        <w:t xml:space="preserve"> another </w:t>
       </w:r>
       <w:r>
         <w:t>way</w:t>
@@ -208,7 +254,13 @@
       </w:r>
       <w:r>
         <w:br/>
-        <w:t>“How the fuck do you know what a good copper does? How many have you known?”</w:t>
+        <w:t>“How the fuck do you know what a good copper does? How many have you known?</w:t>
+      </w:r>
+      <w:r>
+        <w:t xml:space="preserve"> He catches villains. And he doesn’t seem to need to knock on doors.</w:t>
+      </w:r>
+      <w:r>
+        <w:t>”</w:t>
       </w:r>
       <w:r>
         <w:br/>
@@ -217,7 +269,15 @@
     </w:p>
     <w:p>
       <w:r>
-        <w:t>“He talks to people if he has to. But he’s not a big fan of asking questions.”</w:t>
+        <w:t xml:space="preserve">“He talks to people if he </w:t>
+      </w:r>
+      <w:proofErr w:type="gramStart"/>
+      <w:r>
+        <w:t>has to</w:t>
+      </w:r>
+      <w:proofErr w:type="gramEnd"/>
+      <w:r>
+        <w:t>. But he’s not a big fan of asking questions.”</w:t>
       </w:r>
     </w:p>
     <w:p>
@@ -250,12 +310,28 @@
       </w:r>
       <w:r>
         <w:br/>
-        <w:t>“Nice to meet you Mr Klee.”</w:t>
-      </w:r>
-    </w:p>
-    <w:p>
-      <w:r>
-        <w:t>“I’m currently working as a live-in security guard at the former Unitarian Chapel – the one on Pachelbel road?”</w:t>
+        <w:t xml:space="preserve">“Nice to meet you </w:t>
+      </w:r>
+      <w:proofErr w:type="spellStart"/>
+      <w:r>
+        <w:t>Mr</w:t>
+      </w:r>
+      <w:proofErr w:type="spellEnd"/>
+      <w:r>
+        <w:t xml:space="preserve"> Klee.”</w:t>
+      </w:r>
+    </w:p>
+    <w:p>
+      <w:r>
+        <w:t xml:space="preserve">“I’m currently working as a live-in security guard at the former Unitarian Chapel – the one on </w:t>
+      </w:r>
+      <w:proofErr w:type="gramStart"/>
+      <w:r>
+        <w:t>Pachelbel road</w:t>
+      </w:r>
+      <w:proofErr w:type="gramEnd"/>
+      <w:r>
+        <w:t>?”</w:t>
       </w:r>
       <w:r>
         <w:br/>
@@ -291,18 +367,63 @@
       </w:r>
       <w:r>
         <w:br/>
-        <w:t>“Mr – I’m sorry Mr Klee, it has been over thirty years. It was something French. D’Aubilles that was it. The pastor pronounced all the letters in the name, even though he’d said it was French, so it sounded like “D</w:t>
+        <w:t>“</w:t>
+      </w:r>
+      <w:proofErr w:type="spellStart"/>
+      <w:r>
+        <w:t>Mr</w:t>
+      </w:r>
+      <w:proofErr w:type="spellEnd"/>
+      <w:r>
+        <w:t xml:space="preserve"> – I’m sorry </w:t>
+      </w:r>
+      <w:proofErr w:type="spellStart"/>
+      <w:r>
+        <w:t>Mr</w:t>
+      </w:r>
+      <w:proofErr w:type="spellEnd"/>
+      <w:r>
+        <w:t xml:space="preserve"> Klee, it has been over thirty years. It was something French. </w:t>
+      </w:r>
+      <w:proofErr w:type="spellStart"/>
+      <w:r>
+        <w:t>D’Aubilles</w:t>
+      </w:r>
+      <w:proofErr w:type="spellEnd"/>
+      <w:r>
+        <w:t xml:space="preserve"> that was it. The pastor pronounced all the letters in the name, even though he’d said it was French, so it sounded like “</w:t>
+      </w:r>
+      <w:proofErr w:type="spellStart"/>
+      <w:r>
+        <w:t>D</w:t>
       </w:r>
       <w:r>
         <w:t>obilez</w:t>
       </w:r>
+      <w:proofErr w:type="spellEnd"/>
       <w:r>
         <w:t xml:space="preserve">”. </w:t>
       </w:r>
     </w:p>
     <w:p>
       <w:r>
-        <w:t xml:space="preserve">“Did you even meet Mr D’Aubilles.” Klee realized that it sounded like he was being a dick pronouncing it “Dough Bee.” But also realized he need to lean on that pronunciation to see if it registered at all with Johnson. Say it. Dobby. </w:t>
+        <w:t xml:space="preserve">“Did you even meet </w:t>
+      </w:r>
+      <w:proofErr w:type="spellStart"/>
+      <w:r>
+        <w:t>Mr</w:t>
+      </w:r>
+      <w:proofErr w:type="spellEnd"/>
+      <w:r>
+        <w:t xml:space="preserve"> D’Aubilles.” Klee realized that it sounded like he was being a dick pronouncing it “Dough Bee.” But also realized he </w:t>
+      </w:r>
+      <w:proofErr w:type="gramStart"/>
+      <w:r>
+        <w:t>need</w:t>
+      </w:r>
+      <w:proofErr w:type="gramEnd"/>
+      <w:r>
+        <w:t xml:space="preserve"> to lean on that pronunciation to see if it registered at all with Johnson. Say it. Dobby. </w:t>
       </w:r>
     </w:p>
     <w:p>
@@ -311,8 +432,13 @@
       </w:r>
     </w:p>
     <w:p>
-      <w:r>
-        <w:t>I did meet him, yes. Just the once. At the solicitor</w:t>
+      <w:proofErr w:type="gramStart"/>
+      <w:r>
+        <w:t>I did meet</w:t>
+      </w:r>
+      <w:proofErr w:type="gramEnd"/>
+      <w:r>
+        <w:t xml:space="preserve"> him, yes. Just the once. At the solicitor</w:t>
       </w:r>
       <w:r>
         <w:t>’</w:t>
@@ -323,12 +449,26 @@
     </w:p>
     <w:p>
       <w:r>
-        <w:t xml:space="preserve">Klee faffed with his phone for a second. Was this him? Klee showed Johnson a picture of Dobby. </w:t>
-      </w:r>
-    </w:p>
-    <w:p>
-      <w:r>
-        <w:t xml:space="preserve">“Good lord, as I say. It was thirty years ago.” He peered at the photo on Klee’s phone. “It could have been.” Ah yes! I remember the eyes. And that mole! It’s quite distinctive. </w:t>
+        <w:t xml:space="preserve">Klee </w:t>
+      </w:r>
+      <w:proofErr w:type="gramStart"/>
+      <w:r>
+        <w:t>faffed with</w:t>
+      </w:r>
+      <w:proofErr w:type="gramEnd"/>
+      <w:r>
+        <w:t xml:space="preserve"> his phone for a second. Was this him? Klee showed Johnson a picture of Dobby. </w:t>
+      </w:r>
+    </w:p>
+    <w:p>
+      <w:r>
+        <w:t>“Good lord, as I say. It was thirty years ago.” He peered at the photo on Klee’s phone. “It could have been.” Ah yes! I remember the</w:t>
+      </w:r>
+      <w:r>
+        <w:t xml:space="preserve"> eyebrows, those glasses. Not in fashion now, I would guess.</w:t>
+      </w:r>
+      <w:r>
+        <w:t xml:space="preserve"> And that mole! It’s quite distinctive. </w:t>
       </w:r>
     </w:p>
     <w:p>
@@ -340,6 +480,9 @@
       <w:r>
         <w:t xml:space="preserve">Johnson looked concerned. </w:t>
       </w:r>
+      <w:r>
+        <w:t>There was an awkward pause.</w:t>
+      </w:r>
     </w:p>
     <w:p>
       <w:r>
@@ -371,16 +514,42 @@
         <w:t xml:space="preserve"> Klee couldn’t quite believe it. Johnson was already confessing! This man should never go near a police station.</w:t>
       </w:r>
       <w:r>
-        <w:t xml:space="preserve"> “Mr Grafton said it was all above board. And it happens more often than you might think.”</w:t>
-      </w:r>
-    </w:p>
-    <w:p>
-      <w:r>
-        <w:t>Mr. Grafton our solicitor. It was the first time we’d dealt with him – but we’d dealt with his father for years – although his father, I think would have advised against selling the chapel.”</w:t>
-      </w:r>
-    </w:p>
-    <w:p>
-      <w:r>
+        <w:t xml:space="preserve"> “</w:t>
+      </w:r>
+      <w:proofErr w:type="spellStart"/>
+      <w:r>
+        <w:t>Mr</w:t>
+      </w:r>
+      <w:proofErr w:type="spellEnd"/>
+      <w:r>
+        <w:t xml:space="preserve"> Grafton said it was all above board. And it happens more often than you might think</w:t>
+      </w:r>
+      <w:r>
+        <w:t>.”</w:t>
+      </w:r>
+    </w:p>
+    <w:p>
+      <w:r>
+        <w:t>Klee said nothing. Whenever he could in an interrogation, he said nothing.</w:t>
+      </w:r>
+    </w:p>
+    <w:p>
+      <w:r>
+        <w:t>“</w:t>
+      </w:r>
+      <w:r>
+        <w:t>Mr. Grafton</w:t>
+      </w:r>
+      <w:r>
+        <w:t xml:space="preserve"> was</w:t>
+      </w:r>
+      <w:r>
+        <w:t xml:space="preserve"> our solicitor. It was the first time we’d dealt with him – but we’d dealt with his father for years – although his father, I think would have advised against selling the chapel.”</w:t>
+      </w:r>
+    </w:p>
+    <w:p>
+      <w:r>
+        <w:lastRenderedPageBreak/>
         <w:t>“Why is that?”</w:t>
       </w:r>
       <w:r>
@@ -397,262 +566,452 @@
       </w:r>
       <w:r>
         <w:br/>
+        <w:t>“I’m sorry.”</w:t>
+      </w:r>
+      <w:r>
+        <w:br/>
+      </w:r>
+      <w:r>
+        <w:t xml:space="preserve">“Maybe you’ve forgotten this </w:t>
+      </w:r>
+      <w:proofErr w:type="spellStart"/>
+      <w:r>
+        <w:t>Mr</w:t>
+      </w:r>
+      <w:proofErr w:type="spellEnd"/>
+      <w:r>
+        <w:t xml:space="preserve"> Klee. I mean it does sound rather silly now</w:t>
+      </w:r>
+      <w:r>
+        <w:t xml:space="preserve">, but in the mid-nineties, it was all the rage. The idea that the world might end in the year 2000. And, as well as </w:t>
+      </w:r>
+      <w:proofErr w:type="gramStart"/>
+      <w:r>
+        <w:t>the materialism</w:t>
+      </w:r>
+      <w:proofErr w:type="gramEnd"/>
+      <w:r>
+        <w:t>, the obsession with ear</w:t>
+      </w:r>
+      <w:r>
+        <w:t>th</w:t>
+      </w:r>
+      <w:r>
+        <w:t xml:space="preserve">ly things, it persuaded several of the elders in our </w:t>
+      </w:r>
+      <w:proofErr w:type="gramStart"/>
+      <w:r>
+        <w:t>church,</w:t>
+      </w:r>
+      <w:proofErr w:type="gramEnd"/>
+      <w:r>
+        <w:t xml:space="preserve"> that instead of raising money for the roof, we should prepare, well prepare for taking our place in heaven. Mr. Grafton senior would have </w:t>
+      </w:r>
+      <w:proofErr w:type="gramStart"/>
+      <w:r>
+        <w:t>talked us out of</w:t>
+      </w:r>
+      <w:proofErr w:type="gramEnd"/>
+      <w:r>
+        <w:t xml:space="preserve"> it, I think. But that spring, he’d had a stroke, so it was Mr. </w:t>
+      </w:r>
+      <w:proofErr w:type="gramStart"/>
+      <w:r>
+        <w:t>Grafton</w:t>
+      </w:r>
+      <w:proofErr w:type="gramEnd"/>
+      <w:r>
+        <w:t xml:space="preserve"> the younger that we were dealing with. And he seemed </w:t>
+      </w:r>
+      <w:proofErr w:type="gramStart"/>
+      <w:r>
+        <w:t>really keen</w:t>
+      </w:r>
+      <w:proofErr w:type="gramEnd"/>
+      <w:r>
+        <w:t xml:space="preserve"> to help.”</w:t>
+      </w:r>
+    </w:p>
+    <w:p>
+      <w:r>
+        <w:t>I bet he was</w:t>
+      </w:r>
+      <w:r>
+        <w:t xml:space="preserve"> </w:t>
+      </w:r>
+      <w:proofErr w:type="gramStart"/>
+      <w:r>
+        <w:t>thought</w:t>
+      </w:r>
+      <w:proofErr w:type="gramEnd"/>
+      <w:r>
+        <w:t xml:space="preserve"> Klee.</w:t>
+      </w:r>
+    </w:p>
+    <w:p>
+      <w:r>
+        <w:t>“And he assured us that it was perfectly normal. And that it happens all the time.”</w:t>
+      </w:r>
+    </w:p>
+    <w:p>
+      <w:r>
+        <w:t>Klee shifted his expression. He raised his eyebrows. He could have, and would have, if forced, said “What happens all the time. But he knew that things tended to go more smoothly if he didn’t.</w:t>
+      </w:r>
+    </w:p>
+    <w:p>
+      <w:r>
+        <w:t>“</w:t>
+      </w:r>
+      <w:r>
+        <w:t>It happens all the time t</w:t>
+      </w:r>
+      <w:r>
+        <w:t>hat houses, well property, gets paid for in cash.”</w:t>
+      </w:r>
+    </w:p>
+    <w:p>
+      <w:r>
+        <w:t>“Cash?”</w:t>
+      </w:r>
+      <w:r>
+        <w:br/>
+        <w:t xml:space="preserve">“Yes, </w:t>
+      </w:r>
+      <w:proofErr w:type="spellStart"/>
+      <w:r>
+        <w:t>Mr</w:t>
+      </w:r>
+      <w:proofErr w:type="spellEnd"/>
+      <w:r>
+        <w:t xml:space="preserve"> </w:t>
+      </w:r>
+      <w:proofErr w:type="spellStart"/>
+      <w:proofErr w:type="gramStart"/>
+      <w:r>
+        <w:t>D’Aubeilles</w:t>
+      </w:r>
+      <w:proofErr w:type="spellEnd"/>
+      <w:r>
+        <w:t xml:space="preserve">  paid</w:t>
+      </w:r>
+      <w:proofErr w:type="gramEnd"/>
+      <w:r>
+        <w:t xml:space="preserve"> for the property in cash. He explained that he had sold </w:t>
+      </w:r>
+      <w:r>
+        <w:t>his farm in – I think it was, was it South Africa? Something like that.”</w:t>
+      </w:r>
+    </w:p>
+    <w:p>
+      <w:r>
+        <w:t>“Did you actually see the cash?”</w:t>
+      </w:r>
+    </w:p>
+    <w:p>
+      <w:r>
+        <w:t xml:space="preserve">“Oh, no, no, no. </w:t>
+      </w:r>
+      <w:proofErr w:type="spellStart"/>
+      <w:r>
+        <w:t>Mr</w:t>
+      </w:r>
+      <w:proofErr w:type="spellEnd"/>
+      <w:r>
+        <w:t xml:space="preserve"> Grafton dealt with all of that.”</w:t>
+      </w:r>
+      <w:r>
+        <w:br/>
+        <w:t>A bent accountant. A bent lawyer.</w:t>
+      </w:r>
+      <w:r>
+        <w:t xml:space="preserve"> If you were going to do armed robbery, you needed both.</w:t>
+      </w:r>
+    </w:p>
+    <w:p>
+      <w:r>
+        <w:t>“And did you follow what happened to the chapel after you left?”</w:t>
+      </w:r>
+      <w:r>
+        <w:br/>
+        <w:t xml:space="preserve">“Well, no </w:t>
+      </w:r>
+      <w:proofErr w:type="spellStart"/>
+      <w:r>
+        <w:t>Mr</w:t>
+      </w:r>
+      <w:proofErr w:type="spellEnd"/>
+      <w:r>
+        <w:t xml:space="preserve"> Klee, that was rather the point. We’d been trying to fix the roof for ten years</w:t>
+      </w:r>
+      <w:r>
+        <w:t xml:space="preserve"> by the time we sold it</w:t>
+      </w:r>
+      <w:r>
+        <w:t>. And it had rather taken over our mission as a church. I prayed about it – first asking for the boss to send us the money!”</w:t>
+      </w:r>
+      <w:r>
+        <w:br/>
+        <w:t>“The boss?”</w:t>
+      </w:r>
+    </w:p>
+    <w:p>
+      <w:r>
+        <w:t>Johnson vaguely pointed upwards</w:t>
+      </w:r>
+      <w:r>
+        <w:t xml:space="preserve"> and smiled an embarrassed, weak, smile.</w:t>
+      </w:r>
+      <w:r>
+        <w:t xml:space="preserve"> </w:t>
+      </w:r>
+    </w:p>
+    <w:p>
+      <w:r>
+        <w:t xml:space="preserve">“I know. Cliched, and utterly stupid. </w:t>
+      </w:r>
+      <w:r>
+        <w:t>But w</w:t>
+      </w:r>
+      <w:r>
+        <w:t>e were bewitched by the roof. Eventually, with the help of some of the elders, and a bit more prayer,</w:t>
+      </w:r>
+      <w:r>
+        <w:t xml:space="preserve"> </w:t>
+      </w:r>
+      <w:proofErr w:type="gramStart"/>
+      <w:r>
+        <w:t>and also</w:t>
+      </w:r>
+      <w:proofErr w:type="gramEnd"/>
+      <w:r>
+        <w:t>, this nagging worry that the world might end half-way through our roof restoration,</w:t>
+      </w:r>
+      <w:r>
+        <w:t xml:space="preserve"> we came to</w:t>
+      </w:r>
+      <w:r>
+        <w:t xml:space="preserve"> understand</w:t>
+      </w:r>
+      <w:r>
+        <w:t xml:space="preserve"> that we were </w:t>
+      </w:r>
+      <w:proofErr w:type="gramStart"/>
+      <w:r>
+        <w:t>fixated</w:t>
+      </w:r>
+      <w:proofErr w:type="gramEnd"/>
+      <w:r>
+        <w:t xml:space="preserve"> on the building. We should refocus on our actual mission. Talking to people about Jesus. It really is a good message you know</w:t>
+      </w:r>
+      <w:r>
+        <w:t xml:space="preserve">… </w:t>
+      </w:r>
+      <w:proofErr w:type="spellStart"/>
+      <w:r>
+        <w:t>Mr</w:t>
+      </w:r>
+      <w:proofErr w:type="spellEnd"/>
+      <w:r>
+        <w:t xml:space="preserve"> Klee, you say you’re a </w:t>
       </w:r>
       <w:r>
         <w:lastRenderedPageBreak/>
-        <w:t>“I’m sorry.”</w:t>
-      </w:r>
-      <w:r>
-        <w:br/>
-      </w:r>
-      <w:r>
-        <w:t>“Maybe you’ve forgotten this Mr Klee. I mean it does sound rather silly now</w:t>
-      </w:r>
-      <w:r>
-        <w:t>, but in the mid-nineties, it was all the rage. The idea that the world might end in the year 2000. And, as well as the materialism, the obsession with early things, it persuaded several of the elders in our church, that instead of raising money for the roof, we should prepare, well prepare for taking our place in heaven. Mr. Grafton senior would have talked us out of it, I think. But that spring, he’d had a stroke, so it was Mr. Grafton the younger that we were dealing with. And he seemed really keen to help.”</w:t>
-      </w:r>
-    </w:p>
-    <w:p>
-      <w:r>
-        <w:t>I bet he was.</w:t>
-      </w:r>
-    </w:p>
-    <w:p>
-      <w:r>
-        <w:t>“And he assured us that it was perfectly normal. And that it happens all the time.”</w:t>
-      </w:r>
-    </w:p>
-    <w:p>
-      <w:r>
-        <w:t>“That houses, well property, gets paid for in cash.”</w:t>
-      </w:r>
-    </w:p>
-    <w:p>
-      <w:r>
-        <w:t>“Cash?”</w:t>
-      </w:r>
-      <w:r>
-        <w:br/>
-        <w:t xml:space="preserve">“Yes, Mr D’Aubeilles  paid for the property in cash. He explained that he had sold </w:t>
-      </w:r>
-      <w:r>
-        <w:t>his farm in – I think it was, was it South Africa? Something like that.”</w:t>
-      </w:r>
-    </w:p>
-    <w:p>
-      <w:r>
-        <w:t>“Did you actually see the cash?”</w:t>
-      </w:r>
-    </w:p>
-    <w:p>
-      <w:r>
-        <w:t>“Oh, no, no, no. Mr Grafton dealt with all of that.”</w:t>
-      </w:r>
-      <w:r>
-        <w:br/>
-        <w:t>A bent accountant. A bent lawyer.</w:t>
-      </w:r>
-    </w:p>
-    <w:p>
-      <w:r>
-        <w:t>“And did you follow what happened to the chapel after you left?”</w:t>
-      </w:r>
-      <w:r>
-        <w:br/>
-        <w:t>“Well, no Mr Klee, that was rather the point. We’d been trying to fix the roof for ten years</w:t>
-      </w:r>
-      <w:r>
-        <w:t xml:space="preserve"> by the time we sold it</w:t>
-      </w:r>
-      <w:r>
-        <w:t>. And it had rather taken over our mission as a church. I prayed about it – first asking for the boss to send us the money!”</w:t>
-      </w:r>
-      <w:r>
-        <w:br/>
-        <w:t>“The boss?”</w:t>
-      </w:r>
-    </w:p>
-    <w:p>
-      <w:r>
-        <w:t>Johnson vaguely pointed upwards</w:t>
-      </w:r>
-      <w:r>
-        <w:t xml:space="preserve"> and smiled an embarrassed, weak, smile.</w:t>
+        <w:t>live-in guardian. Y</w:t>
+      </w:r>
+      <w:r>
+        <w:t>ou’ll forgive me, but isn’t this – what’s the word they use now? Isn’t this a bit of a case of security guard overreach?”</w:t>
+      </w:r>
+    </w:p>
+    <w:p>
+      <w:r>
+        <w:t>“Did Mr</w:t>
+      </w:r>
+      <w:r>
+        <w:t>.</w:t>
+      </w:r>
+      <w:r>
+        <w:t xml:space="preserve"> Grafton have any concerns</w:t>
+      </w:r>
+      <w:r>
+        <w:t xml:space="preserve"> at all</w:t>
+      </w:r>
+      <w:r>
+        <w:t>?</w:t>
+      </w:r>
+      <w:r>
+        <w:t xml:space="preserve"> About Mr. </w:t>
+      </w:r>
+      <w:proofErr w:type="spellStart"/>
+      <w:r>
+        <w:t>D’Aubeilles</w:t>
+      </w:r>
+      <w:proofErr w:type="spellEnd"/>
+      <w:r>
+        <w:t xml:space="preserve"> paying in cash</w:t>
+      </w:r>
+      <w:r>
+        <w:t>,</w:t>
+      </w:r>
+      <w:r>
+        <w:t>”</w:t>
+      </w:r>
+      <w:r>
+        <w:t xml:space="preserve"> blithely changing the subject.</w:t>
+      </w:r>
+      <w:r>
+        <w:br/>
+        <w:t>“Yes, he did. He made sure that we filled in all the appropriate paperwork. But then he said that beyond that we didn’t have to worry. Everything was above board.</w:t>
+      </w:r>
+      <w:r>
+        <w:t xml:space="preserve"> Of course, there was extra work involved, counting the cash and so on which meant…</w:t>
+      </w:r>
+      <w:r>
+        <w:t>”</w:t>
+      </w:r>
+      <w:r>
+        <w:br/>
+        <w:t xml:space="preserve">Pastor Joseph Johnson, Klee thought, was probably about as innocent as a grown man could be. But he wasn’t stupid. Klee could see him doing the </w:t>
+      </w:r>
+      <w:proofErr w:type="spellStart"/>
+      <w:r>
+        <w:t>maths</w:t>
+      </w:r>
+      <w:proofErr w:type="spellEnd"/>
+      <w:r>
+        <w:t xml:space="preserve"> now that maybe he should have done thirty years ago.</w:t>
+      </w:r>
+    </w:p>
+    <w:p>
+      <w:r>
+        <w:t xml:space="preserve">Grafton had taken a </w:t>
+      </w:r>
+      <w:proofErr w:type="gramStart"/>
+      <w:r>
+        <w:t>cut</w:t>
+      </w:r>
+      <w:proofErr w:type="gramEnd"/>
+      <w:r>
+        <w:t xml:space="preserve"> hadn’t he? Probably from both ends.</w:t>
+      </w:r>
+    </w:p>
+    <w:p>
+      <w:r>
+        <w:t>“…an additional fee.” Johnston tailed off.</w:t>
+      </w:r>
+    </w:p>
+    <w:p>
+      <w:r>
+        <w:t>It was Grafton he needed to see next.</w:t>
+      </w:r>
+      <w:r>
+        <w:t xml:space="preserve"> But before he got on to that, he</w:t>
+      </w:r>
+      <w:r>
+        <w:t xml:space="preserve"> found himself asking a</w:t>
+      </w:r>
+      <w:r>
+        <w:t xml:space="preserve"> question that</w:t>
+      </w:r>
+      <w:r>
+        <w:t>,</w:t>
+      </w:r>
+      <w:r>
+        <w:t xml:space="preserve"> when he worked on armed robberies, he used to ask a lot more.</w:t>
+      </w:r>
+      <w:r>
+        <w:t xml:space="preserve"> And given that he was </w:t>
+      </w:r>
+      <w:proofErr w:type="gramStart"/>
+      <w:r>
+        <w:t>absolutely certain</w:t>
+      </w:r>
+      <w:proofErr w:type="gramEnd"/>
+      <w:r>
+        <w:t xml:space="preserve"> that Johnson was innocent, of any crime – other than </w:t>
+      </w:r>
+      <w:proofErr w:type="gramStart"/>
+      <w:r>
+        <w:t>actually believing</w:t>
+      </w:r>
+      <w:proofErr w:type="gramEnd"/>
+      <w:r>
+        <w:t xml:space="preserve"> that the world was going end because the year had a certain number of zeros on the end of it – seemed a bit abrupt.</w:t>
+      </w:r>
+    </w:p>
+    <w:p>
+      <w:r>
+        <w:t>“What did you do with the money?”</w:t>
+      </w:r>
+    </w:p>
+    <w:p>
+      <w:r>
+        <w:t>“Well, I know this is a bit of a cliché, but we sent, well we still do, we sen</w:t>
+      </w:r>
+      <w:r>
+        <w:t>t</w:t>
+      </w:r>
+      <w:r>
+        <w:t xml:space="preserve"> it to Africa</w:t>
+      </w:r>
+      <w:r>
+        <w:t>, we raise money now you see</w:t>
+      </w:r>
+      <w:r>
+        <w:t>. My church frowns on missionary work. But it encourages schooling, education, free thought! So, we use it to support several schools. As a matter of fact, my son is there working at one right now.”</w:t>
+      </w:r>
+    </w:p>
+    <w:p>
+      <w:r>
+        <w:t>“Do you still do business with Mr</w:t>
+      </w:r>
+      <w:r>
+        <w:t>.</w:t>
+      </w:r>
+      <w:r>
+        <w:t xml:space="preserve"> Grafton.”</w:t>
+      </w:r>
+    </w:p>
+    <w:p>
+      <w:r>
+        <w:t>“Well, actually, no.”</w:t>
+      </w:r>
+    </w:p>
+    <w:p>
+      <w:r>
+        <w:t>“No?”</w:t>
+      </w:r>
+      <w:r>
+        <w:br/>
+        <w:t>“No.”</w:t>
+      </w:r>
+    </w:p>
+    <w:p>
+      <w:r>
+        <w:t>There was a pause.</w:t>
+      </w:r>
+    </w:p>
+    <w:p>
+      <w:r>
+        <w:t>“We… we weren’t happy with Mr. Grafton’s suggestion as to where we should put the money.”</w:t>
+      </w:r>
+    </w:p>
+    <w:p>
+      <w:r>
+        <w:t>“Our accountant, Jennie Bacon. She insisted that we fill in all the forms.</w:t>
+      </w:r>
+      <w:r>
+        <w:t xml:space="preserve"> And put the funds in a reputable bank.</w:t>
       </w:r>
       <w:r>
         <w:t xml:space="preserve"> </w:t>
       </w:r>
-    </w:p>
-    <w:p>
-      <w:r>
-        <w:t xml:space="preserve">“I know. Cliched, and utterly stupid. </w:t>
-      </w:r>
-      <w:r>
-        <w:t>But w</w:t>
-      </w:r>
-      <w:r>
-        <w:t>e were bewitched by the roof. Eventually, with the help of some of the elders, and a bit more prayer,</w:t>
-      </w:r>
-      <w:r>
-        <w:t xml:space="preserve"> and also, this nagging worry that the world might end half-way through our roof restoration,</w:t>
-      </w:r>
-      <w:r>
-        <w:t xml:space="preserve"> we came to</w:t>
-      </w:r>
-      <w:r>
-        <w:t xml:space="preserve"> understand</w:t>
-      </w:r>
-      <w:r>
-        <w:t xml:space="preserve"> that we were fixated on the building. We should refocus on our actual mission. Talking to people about Jesus. It really is a good message you know</w:t>
-      </w:r>
-      <w:r>
-        <w:t xml:space="preserve">… </w:t>
-      </w:r>
-      <w:r>
-        <w:t>Mr Klee, you say you’re a live-in guardian. Y</w:t>
-      </w:r>
-      <w:r>
-        <w:t>ou’ll forgive me, but isn’t this – what’s the word they use now? Isn’t this a bit of a case of security guard overreach?”</w:t>
-      </w:r>
-    </w:p>
-    <w:p>
-      <w:r>
-        <w:t>“Did Mr</w:t>
-      </w:r>
-      <w:r>
-        <w:t>.</w:t>
-      </w:r>
-      <w:r>
-        <w:t xml:space="preserve"> Grafton have any concerns</w:t>
-      </w:r>
-      <w:r>
-        <w:t xml:space="preserve"> at all</w:t>
-      </w:r>
-      <w:r>
-        <w:t>?</w:t>
-      </w:r>
-      <w:r>
-        <w:t xml:space="preserve"> About Mr. D’Aubeilles paying in cash.</w:t>
-      </w:r>
-      <w:r>
-        <w:t>”</w:t>
-      </w:r>
-      <w:r>
-        <w:br/>
-        <w:t>“Yes, he did. He made sure that we filled in all of the appropriate paperwork. But then he said that beyond that we didn’t have to worry. Everything was above board.</w:t>
-      </w:r>
-      <w:r>
-        <w:t xml:space="preserve"> Of course, there was extra work involved, counting the cash and so on which meant…</w:t>
-      </w:r>
-      <w:r>
-        <w:t>”</w:t>
-      </w:r>
-    </w:p>
-    <w:p>
-      <w:r>
-        <w:br/>
-        <w:t xml:space="preserve">Pastor Joseph Johnson, Klee thought, was probably about as innocent as a grown man </w:t>
-      </w:r>
-      <w:r>
-        <w:lastRenderedPageBreak/>
-        <w:t>could be. But he wasn’t stupid. Klee could see him doing the maths now that maybe he should have done thirty years ago.</w:t>
-      </w:r>
-    </w:p>
-    <w:p>
-      <w:r>
-        <w:t>Grafton had taken a cut hadn’t he? Probably from both ends.</w:t>
-      </w:r>
-    </w:p>
-    <w:p>
-      <w:r>
-        <w:t>“…an additional fee.” Johnston tailed off.</w:t>
-      </w:r>
-    </w:p>
-    <w:p>
-      <w:r>
-        <w:t>It was Grafton he needed to see next.</w:t>
-      </w:r>
-      <w:r>
-        <w:t xml:space="preserve"> But before he got on to that, he</w:t>
-      </w:r>
-      <w:r>
-        <w:t xml:space="preserve"> found himself asking a</w:t>
-      </w:r>
-      <w:r>
-        <w:t xml:space="preserve"> question that</w:t>
-      </w:r>
-      <w:r>
-        <w:t>,</w:t>
-      </w:r>
-      <w:r>
-        <w:t xml:space="preserve"> when he worked on armed robberies, he used to ask a lot more.</w:t>
-      </w:r>
-      <w:r>
-        <w:t xml:space="preserve"> And given that he was absolutely certain that Johnson was innocent, of any crime – other than actually believing that the world was going end because the year had a certain number of zeros on the end of it – seemed a bit abrupt.</w:t>
-      </w:r>
-    </w:p>
-    <w:p>
-      <w:r>
-        <w:t>“What did you do with the money?”</w:t>
-      </w:r>
-    </w:p>
-    <w:p>
-      <w:r>
-        <w:t>“Well, I know this is a bit of a cliché, but we sent, well we still do, we send it to Africa</w:t>
-      </w:r>
-      <w:r>
-        <w:t>, we raise money now you see</w:t>
-      </w:r>
-      <w:r>
-        <w:t>. My church frowns on missionary work. But it encourages schooling, education, free thought! So, we use it to support several schools. As a matter of fact, my son is there working at one right now.”</w:t>
-      </w:r>
-    </w:p>
-    <w:p>
-      <w:r>
-        <w:t>“Do you still do business with Mr</w:t>
-      </w:r>
-      <w:r>
-        <w:t>.</w:t>
-      </w:r>
-      <w:r>
-        <w:t xml:space="preserve"> Grafton.”</w:t>
-      </w:r>
-    </w:p>
-    <w:p>
-      <w:r>
-        <w:t>“Well, actually, no.”</w:t>
-      </w:r>
-    </w:p>
-    <w:p>
-      <w:r>
-        <w:t>“No?”</w:t>
-      </w:r>
-      <w:r>
-        <w:br/>
-        <w:t>“No.”</w:t>
-      </w:r>
-    </w:p>
-    <w:p>
-      <w:r>
-        <w:t>There was a pause.</w:t>
-      </w:r>
-    </w:p>
-    <w:p>
-      <w:r>
-        <w:t>“We… we weren’t happy with Mr. Grafton’s suggestion as to where we should put the money.”</w:t>
-      </w:r>
-    </w:p>
-    <w:p>
-      <w:r>
-        <w:t>“Our accountant, Jennie Bacon. She insisted that we fill in all the forms.</w:t>
-      </w:r>
-      <w:r>
-        <w:t xml:space="preserve"> And put the funds in a reputable bank.”</w:t>
-      </w:r>
-    </w:p>
-    <w:p>
-      <w:r>
-        <w:t xml:space="preserve">“Mr Grafton’s suggestion </w:t>
+      <w:proofErr w:type="spellStart"/>
+      <w:r>
+        <w:t>Mr</w:t>
+      </w:r>
+      <w:proofErr w:type="spellEnd"/>
+      <w:r>
+        <w:t xml:space="preserve"> Grafton’s suggestion </w:t>
       </w:r>
       <w:r>
         <w:t>was a particular form of investment.”</w:t>
@@ -660,7 +1019,15 @@
     </w:p>
     <w:p>
       <w:r>
-        <w:t>“Ms Bacon’s view was that it was an inappropriate vehicle. And she insisted that 76.3 percent of the funds be lodged in our traditional bank account. There was some debate amongst the elders – our high street bank had recently been shown to be involved in unethical investments.”</w:t>
+        <w:t>“</w:t>
+      </w:r>
+      <w:proofErr w:type="spellStart"/>
+      <w:r>
+        <w:t>Ms</w:t>
+      </w:r>
+      <w:proofErr w:type="spellEnd"/>
+      <w:r>
+        <w:t xml:space="preserve"> Bacon’s view was that it was an inappropriate vehicle. And she insisted that 76.3 percent of the funds be lodged in our traditional bank account. There was some debate amongst the elders – our high street bank had recently been shown to be involved in unethical investments.”</w:t>
       </w:r>
     </w:p>
     <w:p/>
